--- a/assets/templates/docx/pause_application.docx
+++ b/assets/templates/docx/pause_application.docx
@@ -8,40 +8,16 @@
         <w:ind w:firstLine="709"/>
         <w:jc w:val="right"/>
         <w:rPr>
-          <w:szCs w:val="28"/>
-        </w:rPr>
-      </w:pPr>
-      <w:r>
-        <w:rPr>
-          <w:szCs w:val="28"/>
-        </w:rPr>
-        <w:t>Директору ТОО «</w:t>
-      </w:r>
-      <w:r>
-        <w:rPr>
-          <w:szCs w:val="28"/>
-          <w:lang w:val="en-US"/>
-        </w:rPr>
-        <w:t>KUB</w:t>
-      </w:r>
-      <w:r>
-        <w:rPr>
-          <w:szCs w:val="28"/>
-        </w:rPr>
-        <w:t xml:space="preserve"> </w:t>
-      </w:r>
-      <w:r>
-        <w:rPr>
-          <w:szCs w:val="28"/>
-          <w:lang w:val="en-US"/>
-        </w:rPr>
-        <w:t>GROUP</w:t>
-      </w:r>
-      <w:r>
-        <w:rPr>
-          <w:szCs w:val="28"/>
-        </w:rPr>
-        <w:t>»</w:t>
+          <w:sz w:val="24"/>
+          <w:szCs w:val="24"/>
+        </w:rPr>
+      </w:pPr>
+      <w:r>
+        <w:rPr>
+          <w:sz w:val="24"/>
+          <w:szCs w:val="24"/>
+        </w:rPr>
+        <w:t xml:space="preserve">Операционному директору </w:t>
       </w:r>
     </w:p>
     <w:p>
@@ -50,14 +26,46 @@
         <w:ind w:firstLine="709"/>
         <w:jc w:val="right"/>
         <w:rPr>
-          <w:szCs w:val="28"/>
-        </w:rPr>
-      </w:pPr>
-      <w:r>
-        <w:rPr>
-          <w:szCs w:val="28"/>
-        </w:rPr>
-        <w:t>Юсуповой К.Е.</w:t>
+          <w:sz w:val="24"/>
+          <w:szCs w:val="24"/>
+        </w:rPr>
+      </w:pPr>
+      <w:r>
+        <w:rPr>
+          <w:sz w:val="24"/>
+          <w:szCs w:val="24"/>
+        </w:rPr>
+        <w:t>ТОО «</w:t>
+      </w:r>
+      <w:r>
+        <w:rPr>
+          <w:sz w:val="24"/>
+          <w:szCs w:val="24"/>
+          <w:lang w:val="en-US"/>
+        </w:rPr>
+        <w:t>KUB</w:t>
+      </w:r>
+      <w:r>
+        <w:rPr>
+          <w:sz w:val="24"/>
+          <w:szCs w:val="24"/>
+        </w:rPr>
+        <w:t xml:space="preserve"> </w:t>
+      </w:r>
+      <w:r>
+        <w:rPr>
+          <w:sz w:val="24"/>
+          <w:szCs w:val="24"/>
+          <w:lang w:val="en-US"/>
+        </w:rPr>
+        <w:t>GROUP</w:t>
+      </w:r>
+      <w:r>
+        <w:rPr>
+          <w:sz w:val="24"/>
+          <w:szCs w:val="24"/>
+        </w:rPr>
+        <w:t>»</w:t>
       </w:r>
     </w:p>
     <w:p>
@@ -66,557 +74,1337 @@
         <w:ind w:firstLine="709"/>
         <w:jc w:val="right"/>
         <w:rPr>
-          <w:szCs w:val="28"/>
-        </w:rPr>
-      </w:pPr>
-    </w:p>
-    <w:p>
-      <w:pPr>
+          <w:sz w:val="24"/>
+          <w:szCs w:val="24"/>
+        </w:rPr>
+      </w:pPr>
+      <w:proofErr w:type="spellStart"/>
+      <w:r>
+        <w:rPr>
+          <w:sz w:val="24"/>
+          <w:szCs w:val="24"/>
+        </w:rPr>
+        <w:t>Алсейтовой</w:t>
+      </w:r>
+      <w:proofErr w:type="spellEnd"/>
+      <w:r>
+        <w:rPr>
+          <w:sz w:val="24"/>
+          <w:szCs w:val="24"/>
+        </w:rPr>
+        <w:t xml:space="preserve"> К.Н.</w:t>
+      </w:r>
+    </w:p>
+    <w:p>
+      <w:pPr>
+        <w:spacing w:after="0"/>
+        <w:ind w:firstLineChars="233" w:firstLine="559"/>
+        <w:jc w:val="both"/>
+        <w:rPr>
+          <w:sz w:val="24"/>
+          <w:szCs w:val="24"/>
+        </w:rPr>
+      </w:pPr>
+    </w:p>
+    <w:p>
+      <w:pPr>
+        <w:spacing w:after="0"/>
         <w:ind w:firstLine="709"/>
         <w:jc w:val="right"/>
         <w:rPr>
-          <w:szCs w:val="28"/>
-          <w:lang w:val="ru-KZ"/>
-        </w:rPr>
-      </w:pPr>
-      <w:r>
-        <w:rPr>
-          <w:szCs w:val="28"/>
+          <w:rFonts w:cs="Times New Roman"/>
+          <w:sz w:val="24"/>
+          <w:szCs w:val="24"/>
+          <w:lang w:val="en-US"/>
+        </w:rPr>
+      </w:pPr>
+      <w:r>
+        <w:rPr>
+          <w:rFonts w:cs="Times New Roman"/>
+          <w:sz w:val="24"/>
+          <w:szCs w:val="24"/>
         </w:rPr>
         <w:t>от</w:t>
       </w:r>
       <w:r>
         <w:rPr>
-          <w:szCs w:val="28"/>
+          <w:rFonts w:cs="Times New Roman"/>
+          <w:sz w:val="24"/>
+          <w:szCs w:val="24"/>
           <w:lang w:val="en-US"/>
         </w:rPr>
-        <w:t xml:space="preserve"> </w:t>
-      </w:r>
-      <w:r>
-        <w:rPr>
-          <w:szCs w:val="28"/>
-          <w:lang w:val="ru-KZ"/>
-        </w:rPr>
-        <w:t>{{CLIENT_LAST_NAME_INITIALS}}</w:t>
-      </w:r>
-    </w:p>
-    <w:p>
-      <w:pPr>
+        <w:t xml:space="preserve"> {{CLIENT_FULL_NAME}}</w:t>
+      </w:r>
+    </w:p>
+    <w:p>
+      <w:pPr>
+        <w:spacing w:after="0"/>
         <w:ind w:firstLine="709"/>
         <w:jc w:val="right"/>
         <w:rPr>
-          <w:szCs w:val="28"/>
-          <w:lang w:val="ru-KZ"/>
-        </w:rPr>
-      </w:pPr>
-      <w:r>
-        <w:rPr>
-          <w:szCs w:val="28"/>
+          <w:rFonts w:cs="Times New Roman"/>
+          <w:sz w:val="24"/>
+          <w:szCs w:val="24"/>
+          <w:lang w:val="en-US"/>
+        </w:rPr>
+      </w:pPr>
+      <w:r>
+        <w:rPr>
+          <w:rFonts w:cs="Times New Roman"/>
+          <w:sz w:val="24"/>
+          <w:szCs w:val="24"/>
         </w:rPr>
         <w:t>ИИН</w:t>
       </w:r>
       <w:r>
         <w:rPr>
-          <w:szCs w:val="28"/>
+          <w:rFonts w:cs="Times New Roman"/>
+          <w:sz w:val="24"/>
+          <w:szCs w:val="24"/>
           <w:lang w:val="en-US"/>
         </w:rPr>
-        <w:t xml:space="preserve">: </w:t>
-      </w:r>
-      <w:r>
-        <w:rPr>
-          <w:szCs w:val="28"/>
-          <w:lang w:val="ru-KZ"/>
-        </w:rPr>
-        <w:t>{{CLIENT_IIN}}</w:t>
-      </w:r>
-    </w:p>
-    <w:p>
-      <w:pPr>
+        <w:t>: {{CLIENT_IIN}}</w:t>
+      </w:r>
+    </w:p>
+    <w:p>
+      <w:pPr>
+        <w:spacing w:after="0"/>
         <w:ind w:firstLine="709"/>
         <w:jc w:val="right"/>
         <w:rPr>
-          <w:szCs w:val="28"/>
-          <w:lang w:val="ru-KZ"/>
-        </w:rPr>
-      </w:pPr>
-      <w:r>
-        <w:rPr>
-          <w:szCs w:val="28"/>
+          <w:rFonts w:cs="Times New Roman"/>
+          <w:sz w:val="24"/>
+          <w:szCs w:val="24"/>
+          <w:lang w:val="en-US"/>
+        </w:rPr>
+      </w:pPr>
+      <w:r>
+        <w:rPr>
+          <w:rFonts w:cs="Times New Roman"/>
+          <w:sz w:val="24"/>
+          <w:szCs w:val="24"/>
         </w:rPr>
         <w:t>Адрес</w:t>
       </w:r>
       <w:r>
         <w:rPr>
-          <w:szCs w:val="28"/>
+          <w:rFonts w:cs="Times New Roman"/>
+          <w:sz w:val="24"/>
+          <w:szCs w:val="24"/>
           <w:lang w:val="en-US"/>
         </w:rPr>
-        <w:t xml:space="preserve">: </w:t>
-      </w:r>
-      <w:r>
-        <w:rPr>
-          <w:szCs w:val="28"/>
-          <w:lang w:val="ru-KZ"/>
-        </w:rPr>
-        <w:t>{{CLIENT_ADDRESS}}</w:t>
-      </w:r>
-    </w:p>
-    <w:p>
-      <w:pPr>
+        <w:t>: {{CLIENT_ADDRESS}}</w:t>
+      </w:r>
+    </w:p>
+    <w:p>
+      <w:pPr>
+        <w:spacing w:after="0"/>
         <w:ind w:firstLine="709"/>
         <w:jc w:val="right"/>
         <w:rPr>
-          <w:szCs w:val="28"/>
-          <w:lang w:val="ru-KZ"/>
-        </w:rPr>
-      </w:pPr>
-      <w:r>
-        <w:rPr>
-          <w:szCs w:val="28"/>
+          <w:rFonts w:cs="Times New Roman"/>
+          <w:sz w:val="24"/>
+          <w:szCs w:val="24"/>
+        </w:rPr>
+      </w:pPr>
+      <w:r>
+        <w:rPr>
+          <w:rFonts w:cs="Times New Roman"/>
+          <w:sz w:val="24"/>
+          <w:szCs w:val="24"/>
         </w:rPr>
         <w:t>Тел</w:t>
       </w:r>
       <w:r>
         <w:rPr>
-          <w:szCs w:val="28"/>
-        </w:rPr>
-        <w:t>:</w:t>
-      </w:r>
-      <w:r>
-        <w:rPr>
-          <w:rFonts w:ascii="Courier New" w:eastAsia="Times New Roman" w:hAnsi="Courier New" w:cs="Courier New"/>
-          <w:color w:val="BCBEC4"/>
-          <w:sz w:val="20"/>
-          <w:szCs w:val="20"/>
-          <w:lang w:val="ru-KZ" w:eastAsia="ru-KZ"/>
-        </w:rPr>
-        <w:t xml:space="preserve"> </w:t>
-      </w:r>
-      <w:r>
-        <w:rPr>
-          <w:szCs w:val="28"/>
-          <w:lang w:val="ru-KZ"/>
-        </w:rPr>
-        <w:t>{{CLIENT_PHONE}}</w:t>
+          <w:rFonts w:cs="Times New Roman"/>
+          <w:sz w:val="24"/>
+          <w:szCs w:val="24"/>
+          <w:lang w:val="en-US"/>
+        </w:rPr>
+        <w:t>: {{</w:t>
+      </w:r>
+      <w:r>
+        <w:rPr>
+          <w:rFonts w:cs="Times New Roman"/>
+          <w:sz w:val="24"/>
+          <w:szCs w:val="24"/>
+          <w:lang w:val="en-US"/>
+        </w:rPr>
+        <w:t>CLIENT</w:t>
+      </w:r>
+      <w:r>
+        <w:rPr>
+          <w:rFonts w:cs="Times New Roman"/>
+          <w:sz w:val="24"/>
+          <w:szCs w:val="24"/>
+          <w:lang w:val="en-US"/>
+        </w:rPr>
+        <w:t>_</w:t>
+      </w:r>
+      <w:r>
+        <w:rPr>
+          <w:rFonts w:cs="Times New Roman"/>
+          <w:sz w:val="24"/>
+          <w:szCs w:val="24"/>
+          <w:lang w:val="en-US"/>
+        </w:rPr>
+        <w:t>PHONE</w:t>
+      </w:r>
+      <w:r>
+        <w:rPr>
+          <w:rFonts w:cs="Times New Roman"/>
+          <w:sz w:val="24"/>
+          <w:szCs w:val="24"/>
+          <w:lang w:val="en-US"/>
+        </w:rPr>
+        <w:t>}}</w:t>
       </w:r>
     </w:p>
     <w:p>
       <w:pPr>
         <w:spacing w:after="0"/>
-        <w:ind w:firstLine="709"/>
-        <w:jc w:val="both"/>
-        <w:rPr>
-          <w:szCs w:val="28"/>
-        </w:rPr>
-      </w:pPr>
-    </w:p>
-    <w:p>
-      <w:pPr>
-        <w:spacing w:after="0"/>
-        <w:ind w:firstLine="709"/>
+        <w:ind w:firstLineChars="233" w:firstLine="561"/>
+        <w:jc w:val="both"/>
+        <w:rPr>
+          <w:b/>
+          <w:sz w:val="24"/>
+          <w:szCs w:val="24"/>
+          <w:lang w:val="en-US"/>
+        </w:rPr>
+      </w:pPr>
+    </w:p>
+    <w:p>
+      <w:pPr>
+        <w:pStyle w:val="a6"/>
+        <w:ind w:firstLineChars="116" w:firstLine="278"/>
         <w:jc w:val="center"/>
         <w:rPr>
-          <w:b/>
-          <w:szCs w:val="28"/>
-        </w:rPr>
-      </w:pPr>
-    </w:p>
-    <w:p>
-      <w:pPr>
-        <w:spacing w:after="0"/>
-        <w:ind w:firstLine="709"/>
-        <w:jc w:val="center"/>
-        <w:rPr>
-          <w:b/>
-          <w:szCs w:val="28"/>
-        </w:rPr>
-      </w:pPr>
-      <w:r>
-        <w:rPr>
-          <w:b/>
-          <w:szCs w:val="28"/>
-        </w:rPr>
-        <w:t>ЗАЯВЛЕНИЕ</w:t>
-      </w:r>
-    </w:p>
-    <w:p>
-      <w:pPr>
-        <w:jc w:val="center"/>
-        <w:rPr>
+          <w:rFonts w:ascii="Times New Roman" w:hAnsi="Times New Roman" w:cs="Times New Roman"/>
+          <w:sz w:val="24"/>
+          <w:szCs w:val="24"/>
+          <w:lang w:val="ru-RU"/>
+        </w:rPr>
+      </w:pPr>
+      <w:r>
+        <w:rPr>
+          <w:rFonts w:ascii="Times New Roman" w:hAnsi="Times New Roman" w:cs="Times New Roman"/>
           <w:b/>
           <w:bCs/>
           <w:sz w:val="24"/>
           <w:szCs w:val="24"/>
-        </w:rPr>
-      </w:pPr>
-      <w:r>
-        <w:rPr>
-          <w:b/>
-          <w:bCs/>
-          <w:sz w:val="24"/>
-          <w:szCs w:val="24"/>
-        </w:rPr>
-        <w:t>о приостановке действия по выполнению услуг по договору</w:t>
-      </w:r>
-    </w:p>
-    <w:p>
-      <w:pPr>
+          <w:lang w:val="ru-RU"/>
+        </w:rPr>
+        <w:t>ЗАЯВЛЕНИЕ</w:t>
+      </w:r>
+      <w:r>
+        <w:rPr>
+          <w:rFonts w:ascii="Times New Roman" w:hAnsi="Times New Roman" w:cs="Times New Roman"/>
+          <w:sz w:val="24"/>
+          <w:szCs w:val="24"/>
+          <w:lang w:val="ru-RU"/>
+        </w:rPr>
+        <w:br/>
+        <w:t>о приостановке оказания услуг</w:t>
+      </w:r>
+    </w:p>
+    <w:p>
+      <w:pPr>
+        <w:pStyle w:val="a6"/>
+        <w:ind w:firstLineChars="233" w:firstLine="559"/>
         <w:jc w:val="center"/>
         <w:rPr>
-          <w:b/>
-          <w:bCs/>
-          <w:sz w:val="24"/>
-          <w:szCs w:val="24"/>
-        </w:rPr>
-      </w:pPr>
-    </w:p>
-    <w:p>
-      <w:pPr>
-        <w:ind w:firstLineChars="233" w:firstLine="652"/>
-        <w:jc w:val="both"/>
-        <w:rPr>
+          <w:rFonts w:ascii="Times New Roman" w:hAnsi="Times New Roman" w:cs="Times New Roman"/>
+          <w:sz w:val="24"/>
+          <w:szCs w:val="24"/>
+          <w:lang w:val="ru-RU"/>
+        </w:rPr>
+      </w:pPr>
+    </w:p>
+    <w:p>
+      <w:pPr>
+        <w:pStyle w:val="a6"/>
+        <w:jc w:val="both"/>
+        <w:rPr>
+          <w:rFonts w:ascii="Times New Roman" w:hAnsi="Times New Roman" w:cs="Times New Roman"/>
+          <w:sz w:val="28"/>
           <w:szCs w:val="28"/>
-        </w:rPr>
-      </w:pPr>
-      <w:r>
-        <w:rPr>
-          <w:szCs w:val="28"/>
-        </w:rPr>
-        <w:t xml:space="preserve">Прошу временно приостановить выполнение обязательств сроком на 30 (тридцать) календарных дней по Договору № </w:t>
-      </w:r>
-      <w:r>
-        <w:rPr>
-          <w:rFonts w:cs="Times New Roman"/>
-          <w:sz w:val="24"/>
-          <w:szCs w:val="24"/>
-          <w:lang w:val="ru-KZ"/>
-        </w:rPr>
-        <w:t>{{CONTRACT_NUMBER}}</w:t>
-      </w:r>
-      <w:r>
-        <w:rPr>
-          <w:szCs w:val="28"/>
-        </w:rPr>
-        <w:t xml:space="preserve"> от «___» ____________ 202__ года, заключённого между мной и ТОО «KUB GROUP» («KUB Visa Center»), на оказание возмездных услуг, в связи со следующими обстоятельствами, не зависящими от моей воли:</w:t>
-      </w:r>
-    </w:p>
-    <w:p>
-      <w:pPr>
-        <w:rPr>
-          <w:szCs w:val="28"/>
-        </w:rPr>
-      </w:pPr>
-      <w:r>
-        <w:rPr>
-          <w:szCs w:val="28"/>
-        </w:rPr>
-        <w:t>☐ ухудшение состояния здоровья</w:t>
-      </w:r>
-    </w:p>
-    <w:p>
-      <w:pPr>
-        <w:rPr>
-          <w:szCs w:val="28"/>
-        </w:rPr>
-      </w:pPr>
-      <w:r>
-        <w:rPr>
-          <w:szCs w:val="28"/>
-        </w:rPr>
-        <w:t>☐ форс-мажорные обстоятельства (болезнь, ЧС, и т.д.)</w:t>
-      </w:r>
-    </w:p>
-    <w:p>
-      <w:pPr>
-        <w:rPr>
-          <w:szCs w:val="28"/>
-        </w:rPr>
-      </w:pPr>
-      <w:r>
-        <w:rPr>
-          <w:szCs w:val="28"/>
-        </w:rPr>
-        <w:t>☐ изменение семейных или жизненных обстоятельств</w:t>
-      </w:r>
-    </w:p>
-    <w:p>
-      <w:pPr>
-        <w:rPr>
-          <w:sz w:val="24"/>
-          <w:szCs w:val="24"/>
-          <w:vertAlign w:val="superscript"/>
-        </w:rPr>
-      </w:pPr>
-      <w:r>
-        <w:rPr>
-          <w:sz w:val="24"/>
-          <w:szCs w:val="24"/>
-        </w:rPr>
-        <w:t>☐ иное: ______________________________________________________________________________</w:t>
-      </w:r>
-      <w:r>
-        <w:rPr>
-          <w:sz w:val="24"/>
-          <w:szCs w:val="24"/>
+          <w:lang w:val="ru-RU"/>
+        </w:rPr>
+      </w:pPr>
+      <w:r>
+        <w:rPr>
+          <w:rFonts w:ascii="Times New Roman" w:hAnsi="Times New Roman" w:cs="Times New Roman"/>
+          <w:sz w:val="24"/>
+          <w:szCs w:val="24"/>
+          <w:lang w:val="ru-RU"/>
+        </w:rPr>
+        <w:t xml:space="preserve">Я, </w:t>
+      </w:r>
+      <w:r>
+        <w:rPr>
+          <w:rFonts w:ascii="Times New Roman" w:hAnsi="Times New Roman" w:cs="Times New Roman"/>
+          <w:sz w:val="24"/>
+          <w:szCs w:val="24"/>
+          <w:lang w:val="ru-RU"/>
+        </w:rPr>
+        <w:t>{{</w:t>
+      </w:r>
+      <w:r>
+        <w:rPr>
+          <w:rFonts w:ascii="Times New Roman" w:hAnsi="Times New Roman" w:cs="Times New Roman"/>
+          <w:sz w:val="24"/>
+          <w:szCs w:val="24"/>
+        </w:rPr>
+        <w:t>CLIENT</w:t>
+      </w:r>
+      <w:r>
+        <w:rPr>
+          <w:rFonts w:ascii="Times New Roman" w:hAnsi="Times New Roman" w:cs="Times New Roman"/>
+          <w:sz w:val="24"/>
+          <w:szCs w:val="24"/>
+          <w:lang w:val="ru-RU"/>
+        </w:rPr>
+        <w:t>_</w:t>
+      </w:r>
+      <w:r>
+        <w:rPr>
+          <w:rFonts w:ascii="Times New Roman" w:hAnsi="Times New Roman" w:cs="Times New Roman"/>
+          <w:sz w:val="24"/>
+          <w:szCs w:val="24"/>
+        </w:rPr>
+        <w:t>FULL</w:t>
+      </w:r>
+      <w:r>
+        <w:rPr>
+          <w:rFonts w:ascii="Times New Roman" w:hAnsi="Times New Roman" w:cs="Times New Roman"/>
+          <w:sz w:val="24"/>
+          <w:szCs w:val="24"/>
+          <w:lang w:val="ru-RU"/>
+        </w:rPr>
+        <w:t>_</w:t>
+      </w:r>
+      <w:r>
+        <w:rPr>
+          <w:rFonts w:ascii="Times New Roman" w:hAnsi="Times New Roman" w:cs="Times New Roman"/>
+          <w:sz w:val="24"/>
+          <w:szCs w:val="24"/>
+        </w:rPr>
+        <w:t>NAME</w:t>
+      </w:r>
+      <w:r>
+        <w:rPr>
+          <w:rFonts w:ascii="Times New Roman" w:hAnsi="Times New Roman" w:cs="Times New Roman"/>
+          <w:sz w:val="24"/>
+          <w:szCs w:val="24"/>
+          <w:lang w:val="ru-RU"/>
+        </w:rPr>
+        <w:t>}}</w:t>
+      </w:r>
+      <w:r>
+        <w:rPr>
+          <w:rFonts w:ascii="Times New Roman" w:hAnsi="Times New Roman" w:cs="Times New Roman"/>
+          <w:sz w:val="24"/>
+          <w:szCs w:val="24"/>
+          <w:lang w:val="ru-RU"/>
+        </w:rPr>
+        <w:t xml:space="preserve">, прошу приостановить оказание услуг по Договору № </w:t>
+      </w:r>
+      <w:r>
+        <w:rPr>
+          <w:rFonts w:ascii="Times New Roman" w:hAnsi="Times New Roman" w:cs="Times New Roman"/>
+          <w:sz w:val="24"/>
+          <w:szCs w:val="24"/>
+          <w:lang w:val="ru-RU"/>
+        </w:rPr>
+        <w:t>{{</w:t>
+      </w:r>
+      <w:r>
+        <w:rPr>
+          <w:rFonts w:ascii="Times New Roman" w:hAnsi="Times New Roman" w:cs="Times New Roman"/>
+          <w:sz w:val="24"/>
+          <w:szCs w:val="24"/>
+        </w:rPr>
+        <w:t>CONTRACT</w:t>
+      </w:r>
+      <w:r>
+        <w:rPr>
+          <w:rFonts w:ascii="Times New Roman" w:hAnsi="Times New Roman" w:cs="Times New Roman"/>
+          <w:sz w:val="24"/>
+          <w:szCs w:val="24"/>
+          <w:lang w:val="ru-RU"/>
+        </w:rPr>
+        <w:t>_</w:t>
+      </w:r>
+      <w:r>
+        <w:rPr>
+          <w:rFonts w:ascii="Times New Roman" w:hAnsi="Times New Roman" w:cs="Times New Roman"/>
+          <w:sz w:val="24"/>
+          <w:szCs w:val="24"/>
+        </w:rPr>
+        <w:t>NUMBER</w:t>
+      </w:r>
+      <w:r>
+        <w:rPr>
+          <w:rFonts w:ascii="Times New Roman" w:hAnsi="Times New Roman" w:cs="Times New Roman"/>
+          <w:sz w:val="24"/>
+          <w:szCs w:val="24"/>
+          <w:lang w:val="ru-RU"/>
+        </w:rPr>
+        <w:t>}}</w:t>
+      </w:r>
+      <w:r>
+        <w:rPr>
+          <w:rStyle w:val="a7"/>
+          <w:rFonts w:ascii="Times New Roman" w:hAnsi="Times New Roman" w:cs="Times New Roman"/>
+          <w:sz w:val="24"/>
+          <w:szCs w:val="24"/>
+          <w:lang w:val="ru-RU"/>
+        </w:rPr>
+        <w:t xml:space="preserve"> от </w:t>
+      </w:r>
+      <w:r>
+        <w:rPr>
+          <w:rFonts w:ascii="Times New Roman" w:hAnsi="Times New Roman" w:cs="Times New Roman"/>
+          <w:sz w:val="24"/>
+          <w:szCs w:val="24"/>
+          <w:lang w:val="ru-RU"/>
+        </w:rPr>
+        <w:t>{{</w:t>
+      </w:r>
+      <w:r>
+        <w:rPr>
+          <w:rFonts w:ascii="Times New Roman" w:hAnsi="Times New Roman" w:cs="Times New Roman"/>
+          <w:sz w:val="24"/>
+          <w:szCs w:val="24"/>
+        </w:rPr>
+        <w:t>CONTRACT</w:t>
+      </w:r>
+      <w:r>
+        <w:rPr>
+          <w:rFonts w:ascii="Times New Roman" w:hAnsi="Times New Roman" w:cs="Times New Roman"/>
+          <w:sz w:val="24"/>
+          <w:szCs w:val="24"/>
+          <w:lang w:val="ru-RU"/>
+        </w:rPr>
+        <w:t>_</w:t>
+      </w:r>
+      <w:r>
+        <w:rPr>
+          <w:rFonts w:ascii="Times New Roman" w:hAnsi="Times New Roman" w:cs="Times New Roman"/>
+          <w:sz w:val="24"/>
+          <w:szCs w:val="24"/>
+        </w:rPr>
+        <w:t>DATE</w:t>
+      </w:r>
+      <w:r>
+        <w:rPr>
+          <w:rFonts w:ascii="Times New Roman" w:hAnsi="Times New Roman" w:cs="Times New Roman"/>
+          <w:sz w:val="24"/>
+          <w:szCs w:val="24"/>
+          <w:lang w:val="ru-RU"/>
+        </w:rPr>
+        <w:t>_</w:t>
+      </w:r>
+      <w:r>
+        <w:rPr>
+          <w:rFonts w:ascii="Times New Roman" w:hAnsi="Times New Roman" w:cs="Times New Roman"/>
+          <w:sz w:val="24"/>
+          <w:szCs w:val="24"/>
+        </w:rPr>
+        <w:t>TEXT</w:t>
+      </w:r>
+      <w:r>
+        <w:rPr>
+          <w:rFonts w:ascii="Times New Roman" w:hAnsi="Times New Roman" w:cs="Times New Roman"/>
+          <w:sz w:val="24"/>
+          <w:szCs w:val="24"/>
+          <w:lang w:val="ru-RU"/>
+        </w:rPr>
+        <w:t>}}</w:t>
+      </w:r>
+      <w:r>
+        <w:rPr>
+          <w:rFonts w:ascii="Times New Roman" w:hAnsi="Times New Roman" w:cs="Times New Roman"/>
+          <w:sz w:val="24"/>
+          <w:szCs w:val="24"/>
+          <w:lang w:val="ru-RU"/>
+        </w:rPr>
+        <w:t>, заключённому между мной и ТОО «</w:t>
+      </w:r>
+      <w:r>
+        <w:rPr>
+          <w:rFonts w:ascii="Times New Roman" w:hAnsi="Times New Roman" w:cs="Times New Roman"/>
+          <w:sz w:val="24"/>
+          <w:szCs w:val="24"/>
+        </w:rPr>
+        <w:t>KUB</w:t>
+      </w:r>
+      <w:r>
+        <w:rPr>
+          <w:rFonts w:ascii="Times New Roman" w:hAnsi="Times New Roman" w:cs="Times New Roman"/>
+          <w:sz w:val="24"/>
+          <w:szCs w:val="24"/>
+          <w:lang w:val="ru-RU"/>
+        </w:rPr>
+        <w:t xml:space="preserve"> </w:t>
+      </w:r>
+      <w:r>
+        <w:rPr>
+          <w:rFonts w:ascii="Times New Roman" w:hAnsi="Times New Roman" w:cs="Times New Roman"/>
+          <w:sz w:val="24"/>
+          <w:szCs w:val="24"/>
+        </w:rPr>
+        <w:t>GROUP</w:t>
+      </w:r>
+      <w:r>
+        <w:rPr>
+          <w:rFonts w:ascii="Times New Roman" w:hAnsi="Times New Roman" w:cs="Times New Roman"/>
+          <w:sz w:val="24"/>
+          <w:szCs w:val="24"/>
+          <w:lang w:val="ru-RU"/>
+        </w:rPr>
+        <w:t>» («</w:t>
+      </w:r>
+      <w:r>
+        <w:rPr>
+          <w:rFonts w:ascii="Times New Roman" w:hAnsi="Times New Roman" w:cs="Times New Roman"/>
+          <w:sz w:val="24"/>
+          <w:szCs w:val="24"/>
+        </w:rPr>
+        <w:t>KUB</w:t>
+      </w:r>
+      <w:r>
+        <w:rPr>
+          <w:rFonts w:ascii="Times New Roman" w:hAnsi="Times New Roman" w:cs="Times New Roman"/>
+          <w:sz w:val="24"/>
+          <w:szCs w:val="24"/>
+          <w:lang w:val="ru-RU"/>
+        </w:rPr>
+        <w:t xml:space="preserve"> </w:t>
+      </w:r>
+      <w:r>
+        <w:rPr>
+          <w:rFonts w:ascii="Times New Roman" w:hAnsi="Times New Roman" w:cs="Times New Roman"/>
+          <w:sz w:val="24"/>
+          <w:szCs w:val="24"/>
+        </w:rPr>
+        <w:t>Visa</w:t>
+      </w:r>
+      <w:r>
+        <w:rPr>
+          <w:rFonts w:ascii="Times New Roman" w:hAnsi="Times New Roman" w:cs="Times New Roman"/>
+          <w:sz w:val="24"/>
+          <w:szCs w:val="24"/>
+          <w:lang w:val="ru-RU"/>
+        </w:rPr>
+        <w:t xml:space="preserve"> </w:t>
+      </w:r>
+      <w:r>
+        <w:rPr>
+          <w:rFonts w:ascii="Times New Roman" w:hAnsi="Times New Roman" w:cs="Times New Roman"/>
+          <w:sz w:val="24"/>
+          <w:szCs w:val="24"/>
+        </w:rPr>
+        <w:t>Center</w:t>
+      </w:r>
+      <w:r>
+        <w:rPr>
+          <w:rFonts w:ascii="Times New Roman" w:hAnsi="Times New Roman" w:cs="Times New Roman"/>
+          <w:sz w:val="24"/>
+          <w:szCs w:val="24"/>
+          <w:lang w:val="ru-RU"/>
+        </w:rPr>
+        <w:t xml:space="preserve">»), на срок до </w:t>
+      </w:r>
+      <w:r>
+        <w:rPr>
+          <w:rFonts w:ascii="Times New Roman" w:hAnsi="Times New Roman" w:cs="Times New Roman"/>
+          <w:sz w:val="24"/>
+          <w:szCs w:val="24"/>
+          <w:lang w:val="ru-RU"/>
+        </w:rPr>
+        <w:t>{{PAUSE_DAYS}}</w:t>
+      </w:r>
+      <w:r>
+        <w:rPr>
+          <w:rFonts w:ascii="Times New Roman" w:hAnsi="Times New Roman" w:cs="Times New Roman"/>
+          <w:sz w:val="24"/>
+          <w:szCs w:val="24"/>
+          <w:lang w:val="ru-RU"/>
+        </w:rPr>
+        <w:t xml:space="preserve"> календарных дней</w:t>
+      </w:r>
+      <w:r>
+        <w:rPr>
+          <w:rFonts w:ascii="Times New Roman" w:hAnsi="Times New Roman" w:cs="Times New Roman"/>
+          <w:sz w:val="24"/>
+          <w:szCs w:val="24"/>
+          <w:lang w:val="ru-RU"/>
+        </w:rPr>
+        <w:t>.</w:t>
+      </w:r>
+    </w:p>
+    <w:p>
+      <w:pPr>
+        <w:pStyle w:val="a6"/>
+        <w:ind w:firstLineChars="116" w:firstLine="278"/>
+        <w:jc w:val="both"/>
+        <w:rPr>
+          <w:rFonts w:ascii="Times New Roman" w:hAnsi="Times New Roman" w:cs="Times New Roman"/>
+          <w:sz w:val="24"/>
+          <w:szCs w:val="24"/>
+          <w:lang w:val="ru-RU"/>
+        </w:rPr>
+      </w:pPr>
+      <w:r>
+        <w:rPr>
+          <w:rFonts w:ascii="Times New Roman" w:hAnsi="Times New Roman" w:cs="Times New Roman"/>
+          <w:sz w:val="24"/>
+          <w:szCs w:val="24"/>
+          <w:lang w:val="ru-RU"/>
+        </w:rPr>
+        <w:t xml:space="preserve">Срок приостановки прошу установить </w:t>
+      </w:r>
+    </w:p>
+    <w:p>
+      <w:pPr>
+        <w:pStyle w:val="a6"/>
+        <w:ind w:firstLineChars="116" w:firstLine="278"/>
+        <w:jc w:val="both"/>
+        <w:rPr>
+          <w:rFonts w:ascii="Times New Roman" w:hAnsi="Times New Roman" w:cs="Times New Roman"/>
+          <w:sz w:val="24"/>
+          <w:szCs w:val="24"/>
+        </w:rPr>
+      </w:pPr>
+      <w:r>
+        <w:rPr>
+          <w:rFonts w:ascii="Times New Roman" w:hAnsi="Times New Roman" w:cs="Times New Roman"/>
+          <w:sz w:val="24"/>
+          <w:szCs w:val="24"/>
+          <w:lang w:val="ru-RU"/>
+        </w:rPr>
+        <w:t>с</w:t>
+      </w:r>
+      <w:r>
+        <w:rPr>
+          <w:rFonts w:ascii="Times New Roman" w:hAnsi="Times New Roman" w:cs="Times New Roman"/>
+          <w:sz w:val="24"/>
+          <w:szCs w:val="24"/>
+        </w:rPr>
+        <w:t xml:space="preserve"> </w:t>
+      </w:r>
+      <w:r>
+        <w:rPr>
+          <w:rFonts w:ascii="Times New Roman" w:hAnsi="Times New Roman" w:cs="Times New Roman"/>
+          <w:sz w:val="24"/>
+          <w:szCs w:val="24"/>
+        </w:rPr>
+        <w:t>{{PAUSE_START_DATE_TEXT}}</w:t>
+      </w:r>
+    </w:p>
+    <w:p>
+      <w:pPr>
+        <w:pStyle w:val="a6"/>
+        <w:ind w:firstLineChars="116" w:firstLine="278"/>
+        <w:jc w:val="both"/>
+        <w:rPr>
+          <w:rFonts w:ascii="Times New Roman" w:hAnsi="Times New Roman" w:cs="Times New Roman"/>
+          <w:sz w:val="24"/>
+          <w:szCs w:val="24"/>
+        </w:rPr>
+      </w:pPr>
+      <w:r>
+        <w:rPr>
+          <w:rFonts w:ascii="Times New Roman" w:hAnsi="Times New Roman" w:cs="Times New Roman"/>
+          <w:sz w:val="24"/>
+          <w:szCs w:val="24"/>
+          <w:lang w:val="ru-RU"/>
+        </w:rPr>
+        <w:t>по</w:t>
+      </w:r>
+      <w:r>
+        <w:rPr>
+          <w:rFonts w:ascii="Times New Roman" w:hAnsi="Times New Roman" w:cs="Times New Roman"/>
+          <w:sz w:val="24"/>
+          <w:szCs w:val="24"/>
+        </w:rPr>
+        <w:t xml:space="preserve"> </w:t>
+      </w:r>
+      <w:r>
+        <w:rPr>
+          <w:rFonts w:ascii="Times New Roman" w:hAnsi="Times New Roman" w:cs="Times New Roman"/>
+          <w:sz w:val="24"/>
+          <w:szCs w:val="24"/>
+        </w:rPr>
+        <w:t>{{PAUSE_END_DATE_TEXT}}</w:t>
+      </w:r>
+      <w:r>
+        <w:rPr>
+          <w:rFonts w:ascii="Times New Roman" w:hAnsi="Times New Roman" w:cs="Times New Roman"/>
+          <w:sz w:val="24"/>
+          <w:szCs w:val="24"/>
+        </w:rPr>
+        <w:t xml:space="preserve"> </w:t>
+      </w:r>
+      <w:r>
+        <w:rPr>
+          <w:rFonts w:ascii="Times New Roman" w:hAnsi="Times New Roman" w:cs="Times New Roman"/>
+          <w:sz w:val="24"/>
+          <w:szCs w:val="24"/>
+          <w:lang w:val="ru-RU"/>
+        </w:rPr>
+        <w:t>включительно</w:t>
+      </w:r>
+      <w:r>
+        <w:rPr>
+          <w:rFonts w:ascii="Times New Roman" w:hAnsi="Times New Roman" w:cs="Times New Roman"/>
+          <w:sz w:val="24"/>
+          <w:szCs w:val="24"/>
+        </w:rPr>
+        <w:t>.</w:t>
+      </w:r>
+    </w:p>
+    <w:p>
+      <w:pPr>
+        <w:pStyle w:val="a6"/>
+        <w:ind w:firstLineChars="116" w:firstLine="278"/>
+        <w:jc w:val="both"/>
+        <w:rPr>
+          <w:rFonts w:ascii="Times New Roman" w:hAnsi="Times New Roman" w:cs="Times New Roman"/>
+          <w:sz w:val="24"/>
+          <w:szCs w:val="24"/>
+        </w:rPr>
+      </w:pPr>
+    </w:p>
+    <w:p>
+      <w:pPr>
+        <w:pStyle w:val="a6"/>
+        <w:ind w:firstLineChars="116" w:firstLine="278"/>
+        <w:jc w:val="both"/>
+        <w:rPr>
+          <w:rFonts w:ascii="Times New Roman" w:hAnsi="Times New Roman" w:cs="Times New Roman"/>
+          <w:sz w:val="24"/>
+          <w:szCs w:val="24"/>
+          <w:lang w:val="ru-RU"/>
+        </w:rPr>
+      </w:pPr>
+      <w:r>
+        <w:rPr>
+          <w:rFonts w:ascii="Times New Roman" w:hAnsi="Times New Roman" w:cs="Times New Roman"/>
+          <w:sz w:val="24"/>
+          <w:szCs w:val="24"/>
+          <w:lang w:val="ru-RU"/>
+        </w:rPr>
+        <w:t>Подтверждаю, что приостановка оказания услуг осуществляется по моей инициативе. Условия договора, а также порядок приостановки и возобновления оказания услуг мне разъяснены и понятны.</w:t>
+      </w:r>
+    </w:p>
+    <w:p>
+      <w:pPr>
+        <w:pStyle w:val="a6"/>
+        <w:ind w:firstLineChars="116" w:firstLine="278"/>
+        <w:jc w:val="both"/>
+        <w:rPr>
+          <w:rFonts w:ascii="Times New Roman" w:hAnsi="Times New Roman" w:cs="Times New Roman"/>
+          <w:sz w:val="24"/>
+          <w:szCs w:val="24"/>
+          <w:lang w:val="ru-RU"/>
+        </w:rPr>
+      </w:pPr>
+      <w:r>
+        <w:rPr>
+          <w:rFonts w:ascii="Times New Roman" w:hAnsi="Times New Roman" w:cs="Times New Roman"/>
+          <w:sz w:val="24"/>
+          <w:szCs w:val="24"/>
+          <w:lang w:val="ru-RU"/>
+        </w:rPr>
+        <w:t>Подтверждаю и соглашаюсь с тем, что:</w:t>
+      </w:r>
+    </w:p>
+    <w:p>
+      <w:pPr>
+        <w:pStyle w:val="a6"/>
+        <w:ind w:firstLineChars="116" w:firstLine="278"/>
+        <w:jc w:val="both"/>
+        <w:rPr>
+          <w:rFonts w:ascii="Times New Roman" w:hAnsi="Times New Roman" w:cs="Times New Roman"/>
+          <w:sz w:val="24"/>
+          <w:szCs w:val="24"/>
+          <w:lang w:val="ru-RU"/>
+        </w:rPr>
+      </w:pPr>
+      <w:r>
+        <w:rPr>
+          <w:rFonts w:ascii="Times New Roman" w:hAnsi="Times New Roman" w:cs="Times New Roman"/>
+          <w:sz w:val="24"/>
+          <w:szCs w:val="24"/>
+          <w:lang w:val="ru-RU"/>
+        </w:rPr>
+        <w:t xml:space="preserve">- </w:t>
+      </w:r>
+      <w:r>
+        <w:rPr>
+          <w:rFonts w:ascii="Times New Roman" w:hAnsi="Times New Roman" w:cs="Times New Roman"/>
+          <w:sz w:val="24"/>
+          <w:szCs w:val="24"/>
+          <w:lang w:val="ru-RU"/>
+        </w:rPr>
+        <w:t>на период приостановки сроки оказания услуг приостанавливаются;</w:t>
+      </w:r>
+    </w:p>
+    <w:p>
+      <w:pPr>
+        <w:pStyle w:val="a6"/>
+        <w:ind w:firstLineChars="116" w:firstLine="278"/>
+        <w:jc w:val="both"/>
+        <w:rPr>
+          <w:rFonts w:ascii="Times New Roman" w:hAnsi="Times New Roman" w:cs="Times New Roman"/>
+          <w:sz w:val="24"/>
+          <w:szCs w:val="24"/>
+          <w:lang w:val="ru-RU"/>
+        </w:rPr>
+      </w:pPr>
+      <w:r>
+        <w:rPr>
+          <w:rFonts w:ascii="Times New Roman" w:hAnsi="Times New Roman" w:cs="Times New Roman"/>
+          <w:sz w:val="24"/>
+          <w:szCs w:val="24"/>
+          <w:lang w:val="ru-RU"/>
+        </w:rPr>
+        <w:t xml:space="preserve">- </w:t>
+      </w:r>
+      <w:r>
+        <w:rPr>
+          <w:rFonts w:ascii="Times New Roman" w:hAnsi="Times New Roman" w:cs="Times New Roman"/>
+          <w:sz w:val="24"/>
+          <w:szCs w:val="24"/>
+          <w:lang w:val="ru-RU"/>
+        </w:rPr>
+        <w:t>ранее уплаченные денежные средства возврату не подлежат;</w:t>
+      </w:r>
+    </w:p>
+    <w:p>
+      <w:pPr>
+        <w:pStyle w:val="a6"/>
+        <w:ind w:firstLineChars="116" w:firstLine="278"/>
+        <w:jc w:val="both"/>
+        <w:rPr>
+          <w:rFonts w:ascii="Times New Roman" w:hAnsi="Times New Roman" w:cs="Times New Roman"/>
+          <w:sz w:val="24"/>
+          <w:szCs w:val="24"/>
+          <w:lang w:val="ru-RU"/>
+        </w:rPr>
+      </w:pPr>
+      <w:r>
+        <w:rPr>
+          <w:rFonts w:ascii="Times New Roman" w:hAnsi="Times New Roman" w:cs="Times New Roman"/>
+          <w:sz w:val="24"/>
+          <w:szCs w:val="24"/>
+          <w:lang w:val="ru-RU"/>
+        </w:rPr>
+        <w:t xml:space="preserve">- </w:t>
+      </w:r>
+      <w:r>
+        <w:rPr>
+          <w:rFonts w:ascii="Times New Roman" w:hAnsi="Times New Roman" w:cs="Times New Roman"/>
+          <w:sz w:val="24"/>
+          <w:szCs w:val="24"/>
+          <w:lang w:val="ru-RU"/>
+        </w:rPr>
+        <w:t>претензий финансового, имущественного или иного характера к ТОО «</w:t>
+      </w:r>
+      <w:r>
+        <w:rPr>
+          <w:rFonts w:ascii="Times New Roman" w:hAnsi="Times New Roman" w:cs="Times New Roman"/>
+          <w:sz w:val="24"/>
+          <w:szCs w:val="24"/>
+        </w:rPr>
+        <w:t>KUB</w:t>
+      </w:r>
+      <w:r>
+        <w:rPr>
+          <w:rFonts w:ascii="Times New Roman" w:hAnsi="Times New Roman" w:cs="Times New Roman"/>
+          <w:sz w:val="24"/>
+          <w:szCs w:val="24"/>
+          <w:lang w:val="ru-RU"/>
+        </w:rPr>
+        <w:t xml:space="preserve"> </w:t>
+      </w:r>
+      <w:r>
+        <w:rPr>
+          <w:rFonts w:ascii="Times New Roman" w:hAnsi="Times New Roman" w:cs="Times New Roman"/>
+          <w:sz w:val="24"/>
+          <w:szCs w:val="24"/>
+        </w:rPr>
+        <w:t>GROUP</w:t>
+      </w:r>
+      <w:r>
+        <w:rPr>
+          <w:rFonts w:ascii="Times New Roman" w:hAnsi="Times New Roman" w:cs="Times New Roman"/>
+          <w:sz w:val="24"/>
+          <w:szCs w:val="24"/>
+          <w:lang w:val="ru-RU"/>
+        </w:rPr>
+        <w:t>» («</w:t>
+      </w:r>
+      <w:r>
+        <w:rPr>
+          <w:rFonts w:ascii="Times New Roman" w:hAnsi="Times New Roman" w:cs="Times New Roman"/>
+          <w:sz w:val="24"/>
+          <w:szCs w:val="24"/>
+        </w:rPr>
+        <w:t>KUB</w:t>
+      </w:r>
+      <w:r>
+        <w:rPr>
+          <w:rFonts w:ascii="Times New Roman" w:hAnsi="Times New Roman" w:cs="Times New Roman"/>
+          <w:sz w:val="24"/>
+          <w:szCs w:val="24"/>
+          <w:lang w:val="ru-RU"/>
+        </w:rPr>
+        <w:t xml:space="preserve"> </w:t>
+      </w:r>
+      <w:r>
+        <w:rPr>
+          <w:rFonts w:ascii="Times New Roman" w:hAnsi="Times New Roman" w:cs="Times New Roman"/>
+          <w:sz w:val="24"/>
+          <w:szCs w:val="24"/>
+        </w:rPr>
+        <w:t>Visa</w:t>
+      </w:r>
+      <w:r>
+        <w:rPr>
+          <w:rFonts w:ascii="Times New Roman" w:hAnsi="Times New Roman" w:cs="Times New Roman"/>
+          <w:sz w:val="24"/>
+          <w:szCs w:val="24"/>
+          <w:lang w:val="ru-RU"/>
+        </w:rPr>
+        <w:t xml:space="preserve"> </w:t>
+      </w:r>
+      <w:r>
+        <w:rPr>
+          <w:rFonts w:ascii="Times New Roman" w:hAnsi="Times New Roman" w:cs="Times New Roman"/>
+          <w:sz w:val="24"/>
+          <w:szCs w:val="24"/>
+        </w:rPr>
+        <w:t>Center</w:t>
+      </w:r>
+      <w:r>
+        <w:rPr>
+          <w:rFonts w:ascii="Times New Roman" w:hAnsi="Times New Roman" w:cs="Times New Roman"/>
+          <w:sz w:val="24"/>
+          <w:szCs w:val="24"/>
+          <w:lang w:val="ru-RU"/>
+        </w:rPr>
+        <w:t>»), его директору, сотрудникам и представителям не имею.</w:t>
+      </w:r>
+    </w:p>
+    <w:p>
+      <w:pPr>
+        <w:pStyle w:val="a6"/>
+        <w:ind w:firstLineChars="116" w:firstLine="278"/>
+        <w:jc w:val="both"/>
+        <w:rPr>
+          <w:rFonts w:ascii="Times New Roman" w:hAnsi="Times New Roman" w:cs="Times New Roman"/>
+          <w:sz w:val="24"/>
+          <w:szCs w:val="24"/>
+          <w:lang w:val="ru-RU"/>
+        </w:rPr>
+      </w:pPr>
+    </w:p>
+    <w:p>
+      <w:pPr>
+        <w:pStyle w:val="a6"/>
+        <w:ind w:firstLineChars="116" w:firstLine="278"/>
+        <w:jc w:val="both"/>
+        <w:rPr>
+          <w:rFonts w:ascii="Times New Roman" w:hAnsi="Times New Roman" w:cs="Times New Roman"/>
+          <w:sz w:val="24"/>
+          <w:szCs w:val="24"/>
+          <w:lang w:val="ru-RU"/>
+        </w:rPr>
+      </w:pPr>
+      <w:r>
+        <w:rPr>
+          <w:rFonts w:ascii="Times New Roman" w:hAnsi="Times New Roman" w:cs="Times New Roman"/>
+          <w:sz w:val="24"/>
+          <w:szCs w:val="24"/>
+          <w:lang w:val="ru-RU"/>
+        </w:rPr>
+        <w:t xml:space="preserve">Мне разъяснено и понятно, </w:t>
+      </w:r>
+      <w:proofErr w:type="gramStart"/>
+      <w:r>
+        <w:rPr>
+          <w:rFonts w:ascii="Times New Roman" w:hAnsi="Times New Roman" w:cs="Times New Roman"/>
+          <w:sz w:val="24"/>
+          <w:szCs w:val="24"/>
+          <w:lang w:val="ru-RU"/>
+        </w:rPr>
+        <w:t>что в случае если</w:t>
+      </w:r>
+      <w:proofErr w:type="gramEnd"/>
+      <w:r>
+        <w:rPr>
+          <w:rFonts w:ascii="Times New Roman" w:hAnsi="Times New Roman" w:cs="Times New Roman"/>
+          <w:sz w:val="24"/>
+          <w:szCs w:val="24"/>
+          <w:lang w:val="ru-RU"/>
+        </w:rPr>
+        <w:t xml:space="preserve"> по истечении срока приостановки я не уведомлю Исполнителя в письменной форме о намерении возобновить оказание услуг, договор считается расторгнутым, а все обязательства ТОО «</w:t>
+      </w:r>
+      <w:r>
+        <w:rPr>
+          <w:rFonts w:ascii="Times New Roman" w:hAnsi="Times New Roman" w:cs="Times New Roman"/>
+          <w:sz w:val="24"/>
+          <w:szCs w:val="24"/>
+        </w:rPr>
+        <w:t>KUB</w:t>
+      </w:r>
+      <w:r>
+        <w:rPr>
+          <w:rFonts w:ascii="Times New Roman" w:hAnsi="Times New Roman" w:cs="Times New Roman"/>
+          <w:sz w:val="24"/>
+          <w:szCs w:val="24"/>
+          <w:lang w:val="ru-RU"/>
+        </w:rPr>
+        <w:t xml:space="preserve"> </w:t>
+      </w:r>
+      <w:r>
+        <w:rPr>
+          <w:rFonts w:ascii="Times New Roman" w:hAnsi="Times New Roman" w:cs="Times New Roman"/>
+          <w:sz w:val="24"/>
+          <w:szCs w:val="24"/>
+        </w:rPr>
+        <w:t>GROUP</w:t>
+      </w:r>
+      <w:r>
+        <w:rPr>
+          <w:rFonts w:ascii="Times New Roman" w:hAnsi="Times New Roman" w:cs="Times New Roman"/>
+          <w:sz w:val="24"/>
+          <w:szCs w:val="24"/>
+          <w:lang w:val="ru-RU"/>
+        </w:rPr>
+        <w:t>» («</w:t>
+      </w:r>
+      <w:r>
+        <w:rPr>
+          <w:rFonts w:ascii="Times New Roman" w:hAnsi="Times New Roman" w:cs="Times New Roman"/>
+          <w:sz w:val="24"/>
+          <w:szCs w:val="24"/>
+        </w:rPr>
+        <w:t>KUB</w:t>
+      </w:r>
+      <w:r>
+        <w:rPr>
+          <w:rFonts w:ascii="Times New Roman" w:hAnsi="Times New Roman" w:cs="Times New Roman"/>
+          <w:sz w:val="24"/>
+          <w:szCs w:val="24"/>
+          <w:lang w:val="ru-RU"/>
+        </w:rPr>
+        <w:t xml:space="preserve"> </w:t>
+      </w:r>
+      <w:r>
+        <w:rPr>
+          <w:rFonts w:ascii="Times New Roman" w:hAnsi="Times New Roman" w:cs="Times New Roman"/>
+          <w:sz w:val="24"/>
+          <w:szCs w:val="24"/>
+        </w:rPr>
+        <w:t>Visa</w:t>
+      </w:r>
+      <w:r>
+        <w:rPr>
+          <w:rFonts w:ascii="Times New Roman" w:hAnsi="Times New Roman" w:cs="Times New Roman"/>
+          <w:sz w:val="24"/>
+          <w:szCs w:val="24"/>
+          <w:lang w:val="ru-RU"/>
+        </w:rPr>
+        <w:t xml:space="preserve"> </w:t>
+      </w:r>
+      <w:r>
+        <w:rPr>
+          <w:rFonts w:ascii="Times New Roman" w:hAnsi="Times New Roman" w:cs="Times New Roman"/>
+          <w:sz w:val="24"/>
+          <w:szCs w:val="24"/>
+        </w:rPr>
+        <w:t>Center</w:t>
+      </w:r>
+      <w:r>
+        <w:rPr>
+          <w:rFonts w:ascii="Times New Roman" w:hAnsi="Times New Roman" w:cs="Times New Roman"/>
+          <w:sz w:val="24"/>
+          <w:szCs w:val="24"/>
+          <w:lang w:val="ru-RU"/>
+        </w:rPr>
+        <w:t>») — исполненными в полном объёме.</w:t>
+      </w:r>
+      <w:r>
+        <w:rPr>
+          <w:rFonts w:ascii="Times New Roman" w:hAnsi="Times New Roman" w:cs="Times New Roman"/>
+          <w:sz w:val="24"/>
+          <w:szCs w:val="24"/>
+          <w:lang w:val="ru-RU"/>
         </w:rPr>
         <w:br/>
       </w:r>
-      <w:r>
-        <w:rPr>
-          <w:sz w:val="24"/>
-          <w:szCs w:val="24"/>
-        </w:rPr>
-        <w:tab/>
-      </w:r>
-      <w:r>
-        <w:rPr>
-          <w:sz w:val="24"/>
-          <w:szCs w:val="24"/>
-        </w:rPr>
-        <w:tab/>
-      </w:r>
-      <w:r>
-        <w:rPr>
-          <w:sz w:val="24"/>
-          <w:szCs w:val="24"/>
-        </w:rPr>
-        <w:tab/>
-      </w:r>
-      <w:r>
-        <w:rPr>
-          <w:sz w:val="24"/>
-          <w:szCs w:val="24"/>
-        </w:rPr>
-        <w:tab/>
-      </w:r>
-      <w:r>
-        <w:rPr>
-          <w:sz w:val="24"/>
-          <w:szCs w:val="24"/>
-        </w:rPr>
-        <w:tab/>
-      </w:r>
-      <w:r>
-        <w:rPr>
-          <w:sz w:val="24"/>
-          <w:szCs w:val="24"/>
-        </w:rPr>
-        <w:tab/>
-      </w:r>
-      <w:r>
-        <w:rPr>
-          <w:sz w:val="24"/>
-          <w:szCs w:val="24"/>
-          <w:vertAlign w:val="superscript"/>
-        </w:rPr>
-        <w:t>(указать конкретную причину)</w:t>
+    </w:p>
+    <w:p>
+      <w:pPr>
+        <w:pStyle w:val="a6"/>
+        <w:ind w:firstLineChars="116" w:firstLine="278"/>
+        <w:jc w:val="both"/>
+        <w:rPr>
+          <w:rFonts w:ascii="Times New Roman" w:hAnsi="Times New Roman" w:cs="Times New Roman"/>
+          <w:sz w:val="24"/>
+          <w:szCs w:val="24"/>
+          <w:lang w:val="ru-RU"/>
+        </w:rPr>
+      </w:pPr>
+      <w:r>
+        <w:rPr>
+          <w:rFonts w:ascii="Times New Roman" w:hAnsi="Times New Roman" w:cs="Times New Roman"/>
+          <w:sz w:val="24"/>
+          <w:szCs w:val="24"/>
+          <w:lang w:val="ru-RU"/>
+        </w:rPr>
+        <w:t>С указанными условиями полностью согласен(на).</w:t>
+      </w:r>
+    </w:p>
+    <w:p>
+      <w:pPr>
+        <w:pStyle w:val="a6"/>
+        <w:ind w:firstLineChars="116" w:firstLine="278"/>
+        <w:jc w:val="both"/>
+        <w:rPr>
+          <w:rFonts w:ascii="Times New Roman" w:hAnsi="Times New Roman" w:cs="Times New Roman"/>
+          <w:sz w:val="24"/>
+          <w:szCs w:val="24"/>
+          <w:lang w:val="ru-RU"/>
+        </w:rPr>
+      </w:pPr>
+    </w:p>
+    <w:p>
+      <w:pPr>
+        <w:pStyle w:val="a6"/>
+        <w:ind w:firstLineChars="116" w:firstLine="278"/>
+        <w:jc w:val="both"/>
+        <w:rPr>
+          <w:rFonts w:ascii="Times New Roman" w:hAnsi="Times New Roman" w:cs="Times New Roman"/>
+          <w:sz w:val="24"/>
+          <w:szCs w:val="24"/>
+          <w:lang w:val="ru-RU"/>
+        </w:rPr>
+      </w:pPr>
+      <w:r>
+        <w:rPr>
+          <w:rFonts w:ascii="Times New Roman" w:hAnsi="Times New Roman" w:cs="Times New Roman"/>
+          <w:sz w:val="24"/>
+          <w:szCs w:val="24"/>
+          <w:lang w:val="ru-RU"/>
+        </w:rPr>
+        <w:t>Заявление подано добровольно, без какого-либо давления. Правовые последствия подачи заявления и возможного расторжения договора мне полностью понятны.</w:t>
       </w:r>
     </w:p>
     <w:p>
       <w:pPr>
         <w:spacing w:after="0"/>
-        <w:ind w:firstLine="709"/>
-        <w:jc w:val="both"/>
-        <w:rPr>
-          <w:szCs w:val="28"/>
+        <w:ind w:firstLineChars="233" w:firstLine="559"/>
+        <w:jc w:val="both"/>
+        <w:rPr>
+          <w:sz w:val="24"/>
+          <w:szCs w:val="24"/>
         </w:rPr>
       </w:pPr>
     </w:p>
     <w:p>
       <w:pPr>
         <w:spacing w:after="0"/>
-        <w:ind w:firstLine="709"/>
-        <w:jc w:val="both"/>
-        <w:rPr>
-          <w:szCs w:val="28"/>
-        </w:rPr>
-      </w:pPr>
-    </w:p>
+        <w:ind w:firstLineChars="233" w:firstLine="559"/>
+        <w:jc w:val="both"/>
+        <w:rPr>
+          <w:sz w:val="24"/>
+          <w:szCs w:val="24"/>
+        </w:rPr>
+      </w:pPr>
+    </w:p>
+    <w:tbl>
+      <w:tblPr>
+        <w:tblW w:w="0" w:type="auto"/>
+        <w:tblLook w:val="04A0" w:firstRow="1" w:lastRow="0" w:firstColumn="1" w:lastColumn="0" w:noHBand="0" w:noVBand="1"/>
+      </w:tblPr>
+      <w:tblGrid>
+        <w:gridCol w:w="3318"/>
+        <w:gridCol w:w="4870"/>
+        <w:gridCol w:w="2108"/>
+      </w:tblGrid>
+      <w:tr>
+        <w:tc>
+          <w:tcPr>
+            <w:tcW w:w="3402" w:type="dxa"/>
+          </w:tcPr>
+          <w:p>
+            <w:pPr>
+              <w:spacing w:after="0"/>
+              <w:rPr>
+                <w:rFonts w:eastAsia="Calibri" w:cs="Times New Roman"/>
+                <w:sz w:val="24"/>
+                <w:szCs w:val="24"/>
+              </w:rPr>
+            </w:pPr>
+            <w:r>
+              <w:rPr>
+                <w:rFonts w:eastAsia="Calibri" w:cs="Times New Roman"/>
+                <w:sz w:val="24"/>
+                <w:szCs w:val="24"/>
+              </w:rPr>
+              <w:t>{{DOC_DATE_TEXT}}</w:t>
+            </w:r>
+          </w:p>
+        </w:tc>
+        <w:tc>
+          <w:tcPr>
+            <w:tcW w:w="5102" w:type="dxa"/>
+            <w:tcBorders>
+              <w:bottom w:val="single" w:sz="6" w:space="1" w:color="000000"/>
+            </w:tcBorders>
+          </w:tcPr>
+          <w:p>
+            <w:pPr>
+              <w:spacing w:after="0"/>
+              <w:rPr>
+                <w:rFonts w:eastAsia="Calibri" w:cs="Times New Roman"/>
+                <w:sz w:val="24"/>
+                <w:szCs w:val="24"/>
+              </w:rPr>
+            </w:pPr>
+          </w:p>
+        </w:tc>
+        <w:tc>
+          <w:tcPr>
+            <w:tcW w:w="2268" w:type="dxa"/>
+            <w:tcBorders>
+              <w:bottom w:val="single" w:sz="6" w:space="1" w:color="000000"/>
+            </w:tcBorders>
+          </w:tcPr>
+          <w:p>
+            <w:pPr>
+              <w:spacing w:after="0"/>
+              <w:rPr>
+                <w:rFonts w:eastAsia="Calibri" w:cs="Times New Roman"/>
+                <w:sz w:val="24"/>
+                <w:szCs w:val="24"/>
+              </w:rPr>
+            </w:pPr>
+          </w:p>
+        </w:tc>
+      </w:tr>
+      <w:tr>
+        <w:tc>
+          <w:tcPr>
+            <w:tcW w:w="3402" w:type="dxa"/>
+          </w:tcPr>
+          <w:p>
+            <w:pPr>
+              <w:spacing w:after="0"/>
+              <w:rPr>
+                <w:rFonts w:eastAsia="Calibri" w:cs="Times New Roman"/>
+                <w:sz w:val="24"/>
+                <w:szCs w:val="24"/>
+              </w:rPr>
+            </w:pPr>
+          </w:p>
+        </w:tc>
+        <w:tc>
+          <w:tcPr>
+            <w:tcW w:w="5102" w:type="dxa"/>
+          </w:tcPr>
+          <w:p>
+            <w:pPr>
+              <w:spacing w:after="0"/>
+              <w:rPr>
+                <w:rFonts w:eastAsia="Calibri" w:cs="Times New Roman"/>
+                <w:sz w:val="24"/>
+                <w:szCs w:val="24"/>
+              </w:rPr>
+            </w:pPr>
+            <w:r>
+              <w:rPr>
+                <w:rFonts w:eastAsia="Calibri" w:cs="Times New Roman"/>
+                <w:sz w:val="24"/>
+                <w:szCs w:val="24"/>
+              </w:rPr>
+              <w:t>({{CLIENT_FIO_SHORT}})</w:t>
+            </w:r>
+          </w:p>
+        </w:tc>
+        <w:tc>
+          <w:tcPr>
+            <w:tcW w:w="2268" w:type="dxa"/>
+          </w:tcPr>
+          <w:p>
+            <w:pPr>
+              <w:spacing w:after="0"/>
+              <w:rPr>
+                <w:rFonts w:eastAsia="Calibri" w:cs="Times New Roman"/>
+                <w:sz w:val="16"/>
+                <w:szCs w:val="16"/>
+              </w:rPr>
+            </w:pPr>
+            <w:r>
+              <w:rPr>
+                <w:rFonts w:eastAsia="Calibri" w:cs="Times New Roman"/>
+                <w:sz w:val="16"/>
+                <w:szCs w:val="16"/>
+              </w:rPr>
+              <w:t>(подпись)</w:t>
+            </w:r>
+          </w:p>
+        </w:tc>
+      </w:tr>
+    </w:tbl>
     <w:p>
       <w:pPr>
         <w:spacing w:after="0"/>
-        <w:ind w:firstLine="709"/>
-        <w:jc w:val="both"/>
-        <w:rPr>
-          <w:szCs w:val="28"/>
+        <w:ind w:firstLineChars="233" w:firstLine="559"/>
+        <w:jc w:val="both"/>
+        <w:rPr>
+          <w:sz w:val="24"/>
+          <w:szCs w:val="24"/>
         </w:rPr>
       </w:pPr>
     </w:p>
     <w:p>
       <w:pPr>
         <w:spacing w:after="0"/>
-        <w:ind w:firstLine="709"/>
-        <w:jc w:val="both"/>
-        <w:rPr>
-          <w:szCs w:val="28"/>
-        </w:rPr>
-      </w:pPr>
-    </w:p>
-    <w:p>
-      <w:pPr>
-        <w:pStyle w:val="a5"/>
-        <w:jc w:val="both"/>
-        <w:rPr>
-          <w:rFonts w:ascii="Times New Roman" w:hAnsi="Times New Roman" w:cs="Times New Roman"/>
-          <w:sz w:val="24"/>
-          <w:szCs w:val="24"/>
-        </w:rPr>
-      </w:pPr>
-      <w:r>
-        <w:rPr>
-          <w:szCs w:val="28"/>
-        </w:rPr>
-        <w:t>«____» ____________ 202</w:t>
-      </w:r>
-      <w:r>
-        <w:rPr>
-          <w:szCs w:val="28"/>
-        </w:rPr>
-        <w:t>5</w:t>
-      </w:r>
-      <w:r>
-        <w:rPr>
-          <w:szCs w:val="28"/>
-        </w:rPr>
-        <w:t xml:space="preserve"> г.                      </w:t>
-      </w:r>
-      <w:r>
-        <w:rPr>
-          <w:rFonts w:ascii="Times New Roman" w:hAnsi="Times New Roman" w:cs="Times New Roman"/>
-          <w:sz w:val="24"/>
-          <w:szCs w:val="24"/>
-          <w:lang w:val="ru-KZ"/>
-        </w:rPr>
-        <w:t>{{CLIENT_LAST_NAME_INITIALS}}</w:t>
-      </w:r>
-      <w:r>
-        <w:rPr>
-          <w:rFonts w:ascii="Times New Roman" w:hAnsi="Times New Roman" w:cs="Times New Roman"/>
-          <w:sz w:val="24"/>
-          <w:szCs w:val="24"/>
-        </w:rPr>
-        <w:t xml:space="preserve"> </w:t>
-      </w:r>
-      <w:r>
-        <w:rPr>
-          <w:rFonts w:ascii="Times New Roman" w:hAnsi="Times New Roman" w:cs="Times New Roman"/>
-          <w:sz w:val="24"/>
-          <w:szCs w:val="24"/>
-        </w:rPr>
-        <w:t xml:space="preserve"> </w:t>
-      </w:r>
-      <w:r>
-        <w:rPr>
-          <w:rFonts w:ascii="Times New Roman" w:hAnsi="Times New Roman" w:cs="Times New Roman"/>
-          <w:sz w:val="24"/>
-          <w:szCs w:val="24"/>
-        </w:rPr>
-        <w:t>____________</w:t>
-      </w:r>
-    </w:p>
-    <w:p>
-      <w:pPr>
-        <w:pStyle w:val="a5"/>
-        <w:jc w:val="both"/>
-        <w:rPr>
-          <w:rFonts w:ascii="Times New Roman" w:hAnsi="Times New Roman" w:cs="Times New Roman"/>
-          <w:sz w:val="24"/>
-          <w:szCs w:val="24"/>
-          <w:vertAlign w:val="superscript"/>
-        </w:rPr>
-      </w:pPr>
-      <w:r>
-        <w:rPr>
-          <w:rFonts w:ascii="Times New Roman" w:hAnsi="Times New Roman" w:cs="Times New Roman"/>
-          <w:sz w:val="24"/>
-          <w:szCs w:val="24"/>
-          <w:vertAlign w:val="superscript"/>
-        </w:rPr>
-        <w:t xml:space="preserve">                                                                                                                                                  </w:t>
-      </w:r>
-      <w:r>
-        <w:rPr>
-          <w:rFonts w:ascii="Times New Roman" w:hAnsi="Times New Roman" w:cs="Times New Roman"/>
-          <w:sz w:val="24"/>
-          <w:szCs w:val="24"/>
-          <w:vertAlign w:val="superscript"/>
-        </w:rPr>
-        <w:t>(</w:t>
-      </w:r>
-      <w:r>
-        <w:rPr>
-          <w:rFonts w:ascii="Times New Roman" w:hAnsi="Times New Roman" w:cs="Times New Roman"/>
-          <w:sz w:val="24"/>
-          <w:szCs w:val="24"/>
-          <w:vertAlign w:val="superscript"/>
-          <w:lang w:val="ru-RU"/>
-        </w:rPr>
-        <w:t>подпись</w:t>
-      </w:r>
-      <w:r>
-        <w:rPr>
-          <w:rFonts w:ascii="Times New Roman" w:hAnsi="Times New Roman" w:cs="Times New Roman"/>
-          <w:sz w:val="24"/>
-          <w:szCs w:val="24"/>
-          <w:vertAlign w:val="superscript"/>
-        </w:rPr>
-        <w:t>)</w:t>
-      </w:r>
+        <w:ind w:firstLineChars="233" w:firstLine="559"/>
+        <w:jc w:val="both"/>
+        <w:rPr>
+          <w:sz w:val="24"/>
+          <w:szCs w:val="24"/>
+        </w:rPr>
+      </w:pPr>
     </w:p>
     <w:p>
       <w:pPr>
         <w:spacing w:after="0"/>
-        <w:ind w:firstLine="709"/>
-        <w:rPr>
-          <w:sz w:val="24"/>
-          <w:szCs w:val="24"/>
-          <w:lang w:val="en-US"/>
-        </w:rPr>
-      </w:pPr>
-    </w:p>
-    <w:p>
-      <w:pPr>
-        <w:spacing w:after="0"/>
-        <w:ind w:firstLine="709"/>
-        <w:jc w:val="both"/>
-        <w:rPr>
-          <w:sz w:val="24"/>
-          <w:szCs w:val="24"/>
-          <w:lang w:val="en-US"/>
-        </w:rPr>
-      </w:pPr>
-    </w:p>
-    <w:p>
-      <w:pPr>
-        <w:spacing w:after="0"/>
-        <w:ind w:firstLine="709"/>
-        <w:jc w:val="both"/>
-        <w:rPr>
-          <w:sz w:val="24"/>
-          <w:szCs w:val="24"/>
-          <w:lang w:val="en-US"/>
-        </w:rPr>
-      </w:pPr>
-    </w:p>
-    <w:p>
-      <w:pPr>
-        <w:spacing w:after="0"/>
-        <w:ind w:firstLine="709"/>
-        <w:jc w:val="both"/>
-        <w:rPr>
-          <w:sz w:val="24"/>
-          <w:szCs w:val="24"/>
-          <w:lang w:val="en-US"/>
+        <w:ind w:firstLineChars="233" w:firstLine="559"/>
+        <w:jc w:val="both"/>
+        <w:rPr>
+          <w:sz w:val="24"/>
+          <w:szCs w:val="24"/>
         </w:rPr>
       </w:pPr>
       <w:r>
         <w:rPr>
           <w:noProof/>
           <w:sz w:val="24"/>
+          <w:szCs w:val="24"/>
         </w:rPr>
         <mc:AlternateContent>
           <mc:Choice Requires="wps">
             <w:drawing>
-              <wp:anchor distT="0" distB="0" distL="114300" distR="114300" simplePos="0" relativeHeight="251659264" behindDoc="0" locked="0" layoutInCell="1" allowOverlap="1" wp14:anchorId="3E8854F8" wp14:editId="0F308A09">
+              <wp:anchor distT="0" distB="0" distL="114300" distR="114300" simplePos="0" relativeHeight="251659264" behindDoc="0" locked="0" layoutInCell="1" allowOverlap="1" wp14:anchorId="797320F7" wp14:editId="50C4A5F5">
                 <wp:simplePos x="0" y="0"/>
                 <wp:positionH relativeFrom="column">
                   <wp:posOffset>72390</wp:posOffset>
@@ -659,7 +1447,7 @@
           </mc:Choice>
           <mc:Fallback>
             <w:pict>
-              <v:line w14:anchorId="5BCB1A4B" id="Линия 7" o:spid="_x0000_s1026" style="position:absolute;flip:y;z-index:251659264;visibility:visible;mso-wrap-style:square;mso-wrap-distance-left:9pt;mso-wrap-distance-top:0;mso-wrap-distance-right:9pt;mso-wrap-distance-bottom:0;mso-position-horizontal:absolute;mso-position-horizontal-relative:text;mso-position-vertical:absolute;mso-position-vertical-relative:text" from="5.7pt,1.95pt" to="518.45pt,2.45pt" o:gfxdata="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" strokeweight="3pt">
+              <v:line w14:anchorId="00842678" id="Линия 7" o:spid="_x0000_s1026" style="position:absolute;flip:y;z-index:251659264;visibility:visible;mso-wrap-style:square;mso-wrap-distance-left:9pt;mso-wrap-distance-top:0;mso-wrap-distance-right:9pt;mso-wrap-distance-bottom:0;mso-position-horizontal:absolute;mso-position-horizontal-relative:text;mso-position-vertical:absolute;mso-position-vertical-relative:text" from="5.7pt,1.95pt" to="518.45pt,2.45pt" o:gfxdata="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" strokeweight="3pt">
                 <v:stroke dashstyle="dash" linestyle="thinThin"/>
               </v:line>
             </w:pict>
@@ -670,97 +1458,138 @@
     <w:p>
       <w:pPr>
         <w:spacing w:after="0"/>
-        <w:ind w:firstLine="709"/>
-        <w:jc w:val="both"/>
-        <w:rPr>
-          <w:sz w:val="24"/>
-          <w:szCs w:val="24"/>
-          <w:lang w:val="en-US"/>
+        <w:ind w:firstLineChars="233" w:firstLine="559"/>
+        <w:jc w:val="both"/>
+        <w:rPr>
+          <w:sz w:val="24"/>
+          <w:szCs w:val="24"/>
         </w:rPr>
       </w:pPr>
     </w:p>
     <w:p>
       <w:pPr>
         <w:spacing w:after="0"/>
-        <w:ind w:firstLine="709"/>
-        <w:jc w:val="both"/>
-        <w:rPr>
-          <w:sz w:val="24"/>
-          <w:szCs w:val="24"/>
-          <w:lang w:val="en-US"/>
+        <w:ind w:firstLineChars="233" w:firstLine="559"/>
+        <w:jc w:val="both"/>
+        <w:rPr>
+          <w:sz w:val="24"/>
+          <w:szCs w:val="24"/>
         </w:rPr>
       </w:pPr>
     </w:p>
     <w:p>
       <w:pPr>
         <w:spacing w:after="0"/>
-        <w:ind w:firstLine="709"/>
-        <w:jc w:val="both"/>
-        <w:rPr>
-          <w:sz w:val="24"/>
-          <w:szCs w:val="24"/>
-          <w:lang w:val="en-US"/>
-        </w:rPr>
-      </w:pPr>
+        <w:ind w:firstLineChars="233" w:firstLine="559"/>
+        <w:jc w:val="both"/>
+        <w:rPr>
+          <w:sz w:val="24"/>
+          <w:szCs w:val="24"/>
+        </w:rPr>
+      </w:pPr>
+      <w:r>
+        <w:rPr>
+          <w:sz w:val="24"/>
+          <w:szCs w:val="24"/>
+        </w:rPr>
+        <w:t>Ваше заявление принято.</w:t>
+      </w:r>
+    </w:p>
+    <w:p>
+      <w:pPr>
+        <w:pStyle w:val="a6"/>
+        <w:ind w:firstLineChars="233" w:firstLine="559"/>
+        <w:jc w:val="both"/>
+        <w:rPr>
+          <w:rFonts w:ascii="Times New Roman" w:hAnsi="Times New Roman" w:cs="Times New Roman"/>
+          <w:sz w:val="24"/>
+          <w:szCs w:val="24"/>
+          <w:lang w:val="ru-RU"/>
+        </w:rPr>
+      </w:pPr>
+    </w:p>
+    <w:p>
+      <w:pPr>
+        <w:pStyle w:val="a6"/>
+        <w:ind w:firstLineChars="233" w:firstLine="559"/>
+        <w:jc w:val="both"/>
+        <w:rPr>
+          <w:rFonts w:ascii="Times New Roman" w:hAnsi="Times New Roman" w:cs="Times New Roman"/>
+          <w:sz w:val="24"/>
+          <w:szCs w:val="24"/>
+        </w:rPr>
+      </w:pPr>
+      <w:r>
+        <w:rPr>
+          <w:rFonts w:ascii="Times New Roman" w:hAnsi="Times New Roman" w:cs="Times New Roman"/>
+          <w:sz w:val="24"/>
+          <w:szCs w:val="24"/>
+          <w:lang w:val="ru-RU"/>
+        </w:rPr>
+        <w:t xml:space="preserve">Операционный </w:t>
+      </w:r>
+      <w:proofErr w:type="gramStart"/>
+      <w:r>
+        <w:rPr>
+          <w:rFonts w:ascii="Times New Roman" w:hAnsi="Times New Roman" w:cs="Times New Roman"/>
+          <w:sz w:val="24"/>
+          <w:szCs w:val="24"/>
+          <w:lang w:val="ru-RU"/>
+        </w:rPr>
+        <w:t xml:space="preserve">директор: </w:t>
+      </w:r>
+      <w:r>
+        <w:rPr>
+          <w:rFonts w:ascii="Times New Roman" w:hAnsi="Times New Roman" w:cs="Times New Roman"/>
+          <w:sz w:val="24"/>
+          <w:szCs w:val="24"/>
+          <w:lang w:val="ru-RU"/>
+        </w:rPr>
+        <w:t xml:space="preserve"> </w:t>
+      </w:r>
+      <w:proofErr w:type="spellStart"/>
+      <w:r>
+        <w:rPr>
+          <w:rFonts w:ascii="Times New Roman" w:hAnsi="Times New Roman" w:cs="Times New Roman"/>
+          <w:sz w:val="24"/>
+          <w:szCs w:val="24"/>
+          <w:lang w:val="ru-RU"/>
+        </w:rPr>
+        <w:t>Алсейтова</w:t>
+      </w:r>
+      <w:proofErr w:type="spellEnd"/>
+      <w:proofErr w:type="gramEnd"/>
+      <w:r>
+        <w:rPr>
+          <w:rFonts w:ascii="Times New Roman" w:hAnsi="Times New Roman" w:cs="Times New Roman"/>
+          <w:sz w:val="24"/>
+          <w:szCs w:val="24"/>
+          <w:lang w:val="ru-RU"/>
+        </w:rPr>
+        <w:t xml:space="preserve"> К.Н.</w:t>
+      </w:r>
+      <w:r>
+        <w:rPr>
+          <w:rFonts w:ascii="Times New Roman" w:hAnsi="Times New Roman" w:cs="Times New Roman"/>
+          <w:sz w:val="24"/>
+          <w:szCs w:val="24"/>
+          <w:lang w:val="ru-RU"/>
+        </w:rPr>
+        <w:t xml:space="preserve">   </w:t>
+      </w:r>
+      <w:r>
+        <w:rPr>
+          <w:rFonts w:ascii="Times New Roman" w:hAnsi="Times New Roman" w:cs="Times New Roman"/>
+          <w:sz w:val="24"/>
+          <w:szCs w:val="24"/>
+        </w:rPr>
+        <w:t>____________</w:t>
+      </w:r>
     </w:p>
     <w:p>
       <w:pPr>
         <w:spacing w:after="0"/>
-        <w:ind w:firstLineChars="600" w:firstLine="1680"/>
-        <w:jc w:val="both"/>
-        <w:rPr>
-          <w:szCs w:val="28"/>
-        </w:rPr>
-      </w:pPr>
-      <w:r>
-        <w:rPr>
-          <w:szCs w:val="28"/>
-        </w:rPr>
-        <w:t>Ваше заявление принято.</w:t>
-      </w:r>
-    </w:p>
-    <w:p>
-      <w:pPr>
-        <w:spacing w:after="0"/>
-        <w:ind w:left="840" w:firstLine="709"/>
-        <w:jc w:val="both"/>
-        <w:rPr>
-          <w:szCs w:val="28"/>
-        </w:rPr>
-      </w:pPr>
-    </w:p>
-    <w:p>
-      <w:pPr>
-        <w:spacing w:after="0"/>
-        <w:ind w:left="840" w:firstLine="709"/>
-        <w:jc w:val="both"/>
-        <w:rPr>
-          <w:szCs w:val="28"/>
-        </w:rPr>
-      </w:pPr>
-      <w:r>
-        <w:rPr>
-          <w:szCs w:val="28"/>
-        </w:rPr>
-        <w:t xml:space="preserve">Принял:                    Менеджер:_______________________ </w:t>
-      </w:r>
-      <w:r>
-        <w:rPr>
-          <w:szCs w:val="28"/>
-        </w:rPr>
-        <w:t xml:space="preserve"> </w:t>
-      </w:r>
-      <w:r>
-        <w:rPr>
-          <w:szCs w:val="28"/>
-        </w:rPr>
-        <w:t>____________</w:t>
-      </w:r>
-    </w:p>
-    <w:p>
-      <w:pPr>
-        <w:spacing w:after="0"/>
-        <w:ind w:left="4955" w:firstLine="709"/>
+        <w:ind w:firstLineChars="233" w:firstLine="559"/>
         <w:jc w:val="both"/>
         <w:rPr>
           <w:sz w:val="24"/>
@@ -770,14 +1599,16 @@
       </w:pPr>
       <w:r>
         <w:rPr>
+          <w:rFonts w:cs="Times New Roman"/>
           <w:sz w:val="24"/>
           <w:szCs w:val="24"/>
           <w:vertAlign w:val="superscript"/>
         </w:rPr>
-        <w:t xml:space="preserve">(Фамилия и инициалы) </w:t>
-      </w:r>
-      <w:r>
-        <w:rPr>
+        <w:t>         </w:t>
+      </w:r>
+      <w:r>
+        <w:rPr>
+          <w:rFonts w:cs="Times New Roman"/>
           <w:sz w:val="24"/>
           <w:szCs w:val="24"/>
           <w:vertAlign w:val="superscript"/>
@@ -786,68 +1617,54 @@
       </w:r>
       <w:r>
         <w:rPr>
+          <w:rFonts w:cs="Times New Roman"/>
           <w:sz w:val="24"/>
           <w:szCs w:val="24"/>
           <w:vertAlign w:val="superscript"/>
         </w:rPr>
         <w:tab/>
-        <w:t xml:space="preserve">          </w:t>
-      </w:r>
-      <w:r>
-        <w:rPr>
+      </w:r>
+      <w:r>
+        <w:rPr>
+          <w:rFonts w:cs="Times New Roman"/>
           <w:sz w:val="24"/>
           <w:szCs w:val="24"/>
           <w:vertAlign w:val="superscript"/>
         </w:rPr>
-        <w:t xml:space="preserve">  </w:t>
-      </w:r>
-      <w:r>
-        <w:rPr>
+        <w:tab/>
+      </w:r>
+      <w:r>
+        <w:rPr>
+          <w:rFonts w:cs="Times New Roman"/>
           <w:sz w:val="24"/>
           <w:szCs w:val="24"/>
           <w:vertAlign w:val="superscript"/>
         </w:rPr>
-        <w:t xml:space="preserve"> (подпись)</w:t>
-      </w:r>
-    </w:p>
-    <w:p>
-      <w:pPr>
-        <w:spacing w:after="0"/>
-        <w:ind w:left="4955" w:firstLine="709"/>
-        <w:jc w:val="both"/>
-        <w:rPr>
+        <w:tab/>
+      </w:r>
+      <w:r>
+        <w:rPr>
+          <w:rFonts w:cs="Times New Roman"/>
           <w:sz w:val="24"/>
           <w:szCs w:val="24"/>
           <w:vertAlign w:val="superscript"/>
         </w:rPr>
-      </w:pPr>
-    </w:p>
-    <w:p>
-      <w:pPr>
-        <w:spacing w:after="0"/>
-        <w:ind w:firstLine="709"/>
-        <w:jc w:val="both"/>
-        <w:rPr>
-          <w:sz w:val="24"/>
-          <w:szCs w:val="24"/>
-        </w:rPr>
-      </w:pPr>
-    </w:p>
-    <w:p>
-      <w:pPr>
-        <w:spacing w:after="0"/>
-        <w:ind w:left="6372" w:firstLine="709"/>
-        <w:jc w:val="both"/>
-        <w:rPr>
+        <w:tab/>
+      </w:r>
+      <w:r>
+        <w:rPr>
+          <w:rFonts w:cs="Times New Roman"/>
           <w:sz w:val="24"/>
           <w:szCs w:val="24"/>
           <w:vertAlign w:val="superscript"/>
         </w:rPr>
-      </w:pPr>
+        <w:tab/>
+        <w:t>(подпись)</w:t>
+      </w:r>
     </w:p>
     <w:sectPr>
       <w:pgSz w:w="11906" w:h="16838"/>
-      <w:pgMar w:top="854" w:right="851" w:bottom="1134" w:left="709" w:header="709" w:footer="709" w:gutter="0"/>
+      <w:pgMar w:top="854" w:right="837" w:bottom="1134" w:left="989" w:header="709" w:footer="709" w:gutter="0"/>
       <w:cols w:space="708"/>
       <w:docGrid w:linePitch="360"/>
     </w:sectPr>
@@ -1011,7 +1828,7 @@
     <w:lsdException w:name="E-mail Signature" w:semiHidden="1" w:unhideWhenUsed="1"/>
     <w:lsdException w:name="HTML Top of Form" w:semiHidden="1" w:unhideWhenUsed="1"/>
     <w:lsdException w:name="HTML Bottom of Form" w:semiHidden="1" w:unhideWhenUsed="1"/>
-    <w:lsdException w:name="Normal (Web)" w:semiHidden="1" w:unhideWhenUsed="1"/>
+    <w:lsdException w:name="Normal (Web)" w:semiHidden="1" w:unhideWhenUsed="1" w:qFormat="1"/>
     <w:lsdException w:name="HTML Acronym" w:semiHidden="1" w:unhideWhenUsed="1"/>
     <w:lsdException w:name="HTML Address" w:semiHidden="1" w:unhideWhenUsed="1"/>
     <w:lsdException w:name="HTML Cite" w:semiHidden="1" w:unhideWhenUsed="1"/>
@@ -1074,7 +1891,7 @@
     <w:lsdException w:name="Table Grid" w:uiPriority="39"/>
     <w:lsdException w:name="Table Theme" w:semiHidden="1" w:unhideWhenUsed="1"/>
     <w:lsdException w:name="Placeholder Text" w:semiHidden="1" w:unhideWhenUsed="1"/>
-    <w:lsdException w:name="No Spacing" w:semiHidden="1" w:uiPriority="1" w:unhideWhenUsed="1" w:qFormat="1"/>
+    <w:lsdException w:name="No Spacing" w:uiPriority="1" w:qFormat="1"/>
     <w:lsdException w:name="Light Shading"/>
     <w:lsdException w:name="Light List"/>
     <w:lsdException w:name="Light Grid"/>
@@ -1330,7 +2147,6 @@
   <w:style w:type="character" w:default="1" w:styleId="a0">
     <w:name w:val="Default Paragraph Font"/>
     <w:uiPriority w:val="1"/>
-    <w:semiHidden/>
     <w:unhideWhenUsed/>
   </w:style>
   <w:style w:type="table" w:default="1" w:styleId="a1">
@@ -1355,6 +2171,16 @@
     <w:unhideWhenUsed/>
   </w:style>
   <w:style w:type="character" w:styleId="a3">
+    <w:name w:val="Emphasis"/>
+    <w:basedOn w:val="a0"/>
+    <w:uiPriority w:val="20"/>
+    <w:qFormat/>
+    <w:rPr>
+      <w:i/>
+      <w:iCs/>
+    </w:rPr>
+  </w:style>
+  <w:style w:type="character" w:styleId="a4">
     <w:name w:val="Strong"/>
     <w:basedOn w:val="a0"/>
     <w:uiPriority w:val="22"/>
@@ -1364,11 +2190,12 @@
       <w:bCs/>
     </w:rPr>
   </w:style>
-  <w:style w:type="paragraph" w:styleId="a4">
+  <w:style w:type="paragraph" w:styleId="a5">
     <w:name w:val="Normal (Web)"/>
     <w:uiPriority w:val="99"/>
     <w:semiHidden/>
     <w:unhideWhenUsed/>
+    <w:qFormat/>
     <w:pPr>
       <w:spacing w:beforeAutospacing="1" w:afterAutospacing="1"/>
     </w:pPr>
@@ -1378,11 +2205,24 @@
       <w:lang w:val="en-US" w:eastAsia="zh-CN"/>
     </w:rPr>
   </w:style>
-  <w:style w:type="paragraph" w:styleId="a5">
+  <w:style w:type="paragraph" w:styleId="a6">
     <w:name w:val="No Spacing"/>
+    <w:link w:val="a7"/>
     <w:uiPriority w:val="1"/>
     <w:qFormat/>
-    <w:rsid w:val="00197938"/>
+    <w:rPr>
+      <w:rFonts w:asciiTheme="minorHAnsi" w:eastAsiaTheme="minorEastAsia" w:hAnsiTheme="minorHAnsi" w:cstheme="minorBidi"/>
+      <w:sz w:val="22"/>
+      <w:szCs w:val="22"/>
+      <w:lang w:val="en-US" w:eastAsia="en-US"/>
+    </w:rPr>
+  </w:style>
+  <w:style w:type="character" w:customStyle="1" w:styleId="a7">
+    <w:name w:val="Без интервала Знак"/>
+    <w:link w:val="a6"/>
+    <w:uiPriority w:val="1"/>
+    <w:qFormat/>
+    <w:rsid w:val="00D879A0"/>
     <w:rPr>
       <w:rFonts w:asciiTheme="minorHAnsi" w:eastAsiaTheme="minorEastAsia" w:hAnsiTheme="minorHAnsi" w:cstheme="minorBidi"/>
       <w:sz w:val="22"/>
